--- a/Front Matter/Template/3_Front-Matter_Template-v5.docx
+++ b/Front Matter/Template/3_Front-Matter_Template-v5.docx
@@ -4,18 +4,6 @@
   <w:body>
     <w:p>
       <w:pPr>
-        <w:jc w:val="right"/>
-        <w:rPr>
-          <w:rFonts w:ascii="Noto Serif" w:eastAsia="Noto Serif SC" w:hAnsi="Noto Serif" w:cs="Noto Serif"/>
-          <w:b/>
-          <w:sz w:val="56"/>
-          <w:szCs w:val="72"/>
-        </w:rPr>
-      </w:pPr>
-    </w:p>
-    <w:p>
-      <w:pPr>
-        <w:jc w:val="right"/>
         <w:rPr>
           <w:rFonts w:ascii="Noto Serif" w:eastAsia="Noto Serif SC" w:hAnsi="Noto Serif" w:cs="Noto Serif"/>
           <w:b/>
@@ -27,18 +15,7 @@
     </w:p>
     <w:p>
       <w:pPr>
-        <w:jc w:val="right"/>
-        <w:rPr>
-          <w:rFonts w:ascii="Noto Serif" w:eastAsia="Noto Serif SC" w:hAnsi="Noto Serif" w:cs="Noto Serif"/>
-          <w:b/>
-          <w:sz w:val="56"/>
-          <w:szCs w:val="96"/>
-          <w:lang w:val="en-US"/>
-        </w:rPr>
-      </w:pPr>
-    </w:p>
-    <w:p>
-      <w:pPr>
+        <w:spacing w:before="2000"/>
         <w:jc w:val="right"/>
         <w:rPr>
           <w:rFonts w:ascii="Noto Serif" w:eastAsia="Noto Serif SC" w:hAnsi="Noto Serif" w:cs="Noto Serif"/>
@@ -202,17 +179,7 @@
     </w:p>
     <w:p>
       <w:pPr>
-        <w:jc w:val="right"/>
-        <w:rPr>
-          <w:rFonts w:ascii="Noto Serif" w:eastAsia="Noto Serif SC" w:hAnsi="Noto Serif" w:cs="Noto Serif"/>
-          <w:sz w:val="28"/>
-          <w:szCs w:val="28"/>
-          <w:lang w:val="en-US"/>
-        </w:rPr>
-      </w:pPr>
-    </w:p>
-    <w:p>
-      <w:pPr>
+        <w:spacing w:before="400"/>
         <w:jc w:val="right"/>
         <w:rPr>
           <w:rFonts w:ascii="Noto Serif" w:eastAsia="Noto Serif SC" w:hAnsi="Noto Serif" w:cs="Noto Serif"/>
@@ -251,6 +218,7 @@
     </w:p>
     <w:p>
       <w:pPr>
+        <w:spacing w:after="240"/>
         <w:jc w:val="right"/>
         <w:rPr>
           <w:rFonts w:ascii="Noto Serif" w:eastAsia="Noto Serif SC" w:hAnsi="Noto Serif" w:cs="Noto Serif"/>
@@ -284,16 +252,6 @@
         </w:rPr>
         <w:t>, Pipa and Chinese Orchestra</w:t>
       </w:r>
-    </w:p>
-    <w:p>
-      <w:pPr>
-        <w:jc w:val="right"/>
-        <w:rPr>
-          <w:rFonts w:ascii="Noto Serif" w:eastAsia="Noto Serif SC" w:hAnsi="Noto Serif" w:cs="Noto Serif"/>
-          <w:sz w:val="32"/>
-          <w:szCs w:val="56"/>
-        </w:rPr>
-      </w:pPr>
     </w:p>
     <w:p>
       <w:pPr>
@@ -310,17 +268,7 @@
     </w:p>
     <w:p>
       <w:pPr>
-        <w:jc w:val="right"/>
-        <w:rPr>
-          <w:rFonts w:ascii="Noto Serif" w:eastAsia="Noto Serif SC" w:hAnsi="Noto Serif" w:cs="Noto Serif"/>
-          <w:sz w:val="40"/>
-          <w:szCs w:val="96"/>
-          <w:lang w:val="en-US"/>
-        </w:rPr>
-      </w:pPr>
-    </w:p>
-    <w:p>
-      <w:pPr>
+        <w:spacing w:before="400"/>
         <w:jc w:val="right"/>
         <w:rPr>
           <w:rFonts w:ascii="Noto Serif" w:eastAsia="Noto Serif SC" w:hAnsi="Noto Serif" w:cs="Noto Serif"/>
@@ -876,30 +824,7 @@
     </w:p>
     <w:p>
       <w:pPr>
-        <w:jc w:val="right"/>
-        <w:rPr>
-          <w:rFonts w:ascii="Noto Serif" w:eastAsia="Noto Serif SC" w:hAnsi="Noto Serif" w:cs="Noto Serif"/>
-          <w:b/>
-          <w:sz w:val="56"/>
-          <w:szCs w:val="96"/>
-          <w:lang w:val="en-US"/>
-        </w:rPr>
-      </w:pPr>
-    </w:p>
-    <w:p>
-      <w:pPr>
-        <w:jc w:val="right"/>
-        <w:rPr>
-          <w:rFonts w:ascii="Noto Serif" w:eastAsia="Noto Serif SC" w:hAnsi="Noto Serif" w:cs="Noto Serif"/>
-          <w:b/>
-          <w:sz w:val="56"/>
-          <w:szCs w:val="96"/>
-          <w:lang w:val="en-US"/>
-        </w:rPr>
-      </w:pPr>
-    </w:p>
-    <w:p>
-      <w:pPr>
+        <w:spacing w:before="2000"/>
         <w:jc w:val="right"/>
         <w:rPr>
           <w:rFonts w:ascii="Noto Serif" w:eastAsia="Noto Serif SC" w:hAnsi="Noto Serif" w:cs="Noto Serif"/>
@@ -1063,17 +988,7 @@
     </w:p>
     <w:p>
       <w:pPr>
-        <w:jc w:val="right"/>
-        <w:rPr>
-          <w:rFonts w:ascii="Noto Serif" w:eastAsia="Noto Serif SC" w:hAnsi="Noto Serif" w:cs="Noto Serif"/>
-          <w:sz w:val="28"/>
-          <w:szCs w:val="28"/>
-          <w:lang w:val="en-US"/>
-        </w:rPr>
-      </w:pPr>
-    </w:p>
-    <w:p>
-      <w:pPr>
+        <w:spacing w:before="400"/>
         <w:jc w:val="right"/>
         <w:rPr>
           <w:rFonts w:ascii="Noto Serif" w:eastAsia="Noto Serif SC" w:hAnsi="Noto Serif" w:cs="Noto Serif"/>
@@ -1112,6 +1027,7 @@
     </w:p>
     <w:p>
       <w:pPr>
+        <w:spacing w:after="240"/>
         <w:jc w:val="right"/>
         <w:rPr>
           <w:rFonts w:ascii="Noto Serif" w:eastAsia="Noto Serif SC" w:hAnsi="Noto Serif" w:cs="Noto Serif"/>
@@ -1145,23 +1061,12 @@
         </w:rPr>
         <w:t>, Pipa and Chinese Orchestra</w:t>
       </w:r>
-    </w:p>
-    <w:p>
-      <w:pPr>
-        <w:jc w:val="right"/>
-        <w:rPr>
-          <w:rFonts w:ascii="Noto Serif" w:eastAsia="Noto Serif SC" w:hAnsi="Noto Serif" w:cs="Noto Serif"/>
-          <w:sz w:val="32"/>
-          <w:szCs w:val="56"/>
-        </w:rPr>
-      </w:pPr>
     </w:p>
     <w:p>
       <w:pPr>
         <w:pBdr>
           <w:bottom w:val="single" w:sz="6" w:space="1" w:color="auto"/>
         </w:pBdr>
-        <w:jc w:val="right"/>
         <w:rPr>
           <w:rFonts w:ascii="Noto Serif" w:eastAsia="Noto Serif SC" w:hAnsi="Noto Serif" w:cs="Noto Serif"/>
           <w:sz w:val="32"/>
@@ -1171,17 +1076,7 @@
     </w:p>
     <w:p>
       <w:pPr>
-        <w:jc w:val="right"/>
-        <w:rPr>
-          <w:rFonts w:ascii="Noto Serif" w:eastAsia="Noto Serif SC" w:hAnsi="Noto Serif" w:cs="Noto Serif"/>
-          <w:sz w:val="40"/>
-          <w:szCs w:val="96"/>
-          <w:lang w:val="en-US"/>
-        </w:rPr>
-      </w:pPr>
-    </w:p>
-    <w:p>
-      <w:pPr>
+        <w:spacing w:before="400"/>
         <w:jc w:val="right"/>
         <w:rPr>
           <w:rFonts w:ascii="Noto Serif" w:eastAsia="Noto Serif SC" w:hAnsi="Noto Serif" w:cs="Noto Serif"/>
@@ -1229,15 +1124,7 @@
     </w:p>
     <w:p>
       <w:pPr>
-        <w:rPr>
-          <w:rFonts w:ascii="Noto Serif" w:eastAsia="Noto Serif SC" w:hAnsi="Noto Serif" w:cs="Noto Serif"/>
-          <w:sz w:val="40"/>
-          <w:szCs w:val="40"/>
-        </w:rPr>
-      </w:pPr>
-    </w:p>
-    <w:p>
-      <w:pPr>
+        <w:spacing w:before="400"/>
         <w:jc w:val="right"/>
         <w:rPr>
           <w:rFonts w:ascii="Noto Serif" w:eastAsia="Noto Serif SC" w:hAnsi="Noto Serif" w:cs="Noto Serif"/>
@@ -1258,17 +1145,7 @@
     </w:p>
     <w:p>
       <w:pPr>
-        <w:jc w:val="right"/>
-        <w:rPr>
-          <w:rFonts w:ascii="Noto Serif" w:eastAsia="Noto Serif SC" w:hAnsi="Noto Serif" w:cs="Noto Serif"/>
-          <w:sz w:val="32"/>
-          <w:szCs w:val="32"/>
-          <w:lang w:val="en-US"/>
-        </w:rPr>
-      </w:pPr>
-    </w:p>
-    <w:p>
-      <w:pPr>
+        <w:spacing w:before="400"/>
         <w:jc w:val="right"/>
         <w:rPr>
           <w:rFonts w:ascii="Noto Serif" w:eastAsia="Noto Serif SC" w:hAnsi="Noto Serif" w:cs="Noto Serif"/>
@@ -1918,6 +1795,15 @@
           <w:lang w:val="en-US"/>
         </w:rPr>
         <w:t>网站</w:t>
+      </w:r>
+      <w:r>
+        <w:rPr>
+          <w:rFonts w:ascii="Noto Serif" w:eastAsia="Noto Serif SC" w:hAnsi="Noto Serif" w:cs="Noto Serif"/>
+          <w:sz w:val="20"/>
+          <w:szCs w:val="20"/>
+          <w:lang w:val="en-US"/>
+        </w:rPr>
+        <w:t xml:space="preserve"> </w:t>
       </w:r>
       <w:r>
         <w:rPr>
@@ -1966,6 +1852,15 @@
           <w:szCs w:val="20"/>
           <w:lang w:val="en-US"/>
         </w:rPr>
+        <w:t xml:space="preserve"> </w:t>
+      </w:r>
+      <w:r>
+        <w:rPr>
+          <w:rFonts w:ascii="Noto Serif" w:eastAsia="Noto Serif SC" w:hAnsi="Noto Serif" w:cs="Noto Serif"/>
+          <w:sz w:val="20"/>
+          <w:szCs w:val="20"/>
+          <w:lang w:val="en-US"/>
+        </w:rPr>
         <w:t>Email: </w:t>
       </w:r>
       <w:hyperlink r:id="rId11" w:tgtFrame="_blank" w:history="1">
@@ -2006,6 +1901,15 @@
           <w:szCs w:val="20"/>
           <w:lang w:val="en-US"/>
         </w:rPr>
+        <w:t xml:space="preserve"> </w:t>
+      </w:r>
+      <w:r>
+        <w:rPr>
+          <w:rFonts w:ascii="Noto Serif" w:eastAsia="Noto Serif SC" w:hAnsi="Noto Serif" w:cs="Noto Serif"/>
+          <w:sz w:val="20"/>
+          <w:szCs w:val="20"/>
+          <w:lang w:val="en-US"/>
+        </w:rPr>
         <w:t>Telephone: (65) 6557 402</w:t>
       </w:r>
       <w:r>
@@ -2036,6 +1940,15 @@
           <w:lang w:val="en-US"/>
         </w:rPr>
         <w:t>传真</w:t>
+      </w:r>
+      <w:r>
+        <w:rPr>
+          <w:rFonts w:ascii="Noto Serif" w:eastAsia="Noto Serif SC" w:hAnsi="Noto Serif" w:cs="Noto Serif"/>
+          <w:sz w:val="20"/>
+          <w:szCs w:val="20"/>
+          <w:lang w:val="en-US"/>
+        </w:rPr>
+        <w:t xml:space="preserve"> </w:t>
       </w:r>
       <w:r>
         <w:rPr>
